--- a/docs/guides/DitaStudio-Beginner-Guide.docx
+++ b/docs/guides/DitaStudio-Beginner-Guide.docx
@@ -1405,7 +1405,7 @@
                     <pic:cNvPicPr/>
                   </pic:nvPicPr>
                   <pic:blipFill>
-                    <a:blip xmlns:r="http://schemas.openxmlformats.org/officeDocument/2006/relationships" r:embed="R5517c9a451434630"/>
+                    <a:blip xmlns:r="http://schemas.openxmlformats.org/officeDocument/2006/relationships" r:embed="R6a1e706b61e24540"/>
                     <a:stretch>
                       <a:fillRect/>
                     </a:stretch>
@@ -1958,7 +1958,7 @@
                     <pic:cNvPicPr/>
                   </pic:nvPicPr>
                   <pic:blipFill>
-                    <a:blip xmlns:r="http://schemas.openxmlformats.org/officeDocument/2006/relationships" r:embed="R9b766ead8b394303"/>
+                    <a:blip xmlns:r="http://schemas.openxmlformats.org/officeDocument/2006/relationships" r:embed="R10f4037c31314876"/>
                     <a:stretch>
                       <a:fillRect/>
                     </a:stretch>
@@ -2120,7 +2120,7 @@
                     <pic:cNvPicPr/>
                   </pic:nvPicPr>
                   <pic:blipFill>
-                    <a:blip xmlns:r="http://schemas.openxmlformats.org/officeDocument/2006/relationships" r:embed="Rc2cf8300bbec47f7"/>
+                    <a:blip xmlns:r="http://schemas.openxmlformats.org/officeDocument/2006/relationships" r:embed="R011e28ef3f424fc4"/>
                     <a:stretch>
                       <a:fillRect/>
                     </a:stretch>
@@ -3001,7 +3001,7 @@
                     <pic:cNvPicPr/>
                   </pic:nvPicPr>
                   <pic:blipFill>
-                    <a:blip xmlns:r="http://schemas.openxmlformats.org/officeDocument/2006/relationships" r:embed="R9b30acb9b91e4ce5"/>
+                    <a:blip xmlns:r="http://schemas.openxmlformats.org/officeDocument/2006/relationships" r:embed="R70c89fd6acd4417b"/>
                     <a:stretch>
                       <a:fillRect/>
                     </a:stretch>
@@ -3457,7 +3457,7 @@
                     <pic:cNvPicPr/>
                   </pic:nvPicPr>
                   <pic:blipFill>
-                    <a:blip xmlns:r="http://schemas.openxmlformats.org/officeDocument/2006/relationships" r:embed="R99cc12c01c624679"/>
+                    <a:blip xmlns:r="http://schemas.openxmlformats.org/officeDocument/2006/relationships" r:embed="Rafeecd88ca474d91"/>
                     <a:stretch>
                       <a:fillRect/>
                     </a:stretch>
@@ -3544,7 +3544,7 @@
                     <pic:cNvPicPr/>
                   </pic:nvPicPr>
                   <pic:blipFill>
-                    <a:blip xmlns:r="http://schemas.openxmlformats.org/officeDocument/2006/relationships" r:embed="R395b944b4e924972"/>
+                    <a:blip xmlns:r="http://schemas.openxmlformats.org/officeDocument/2006/relationships" r:embed="R72e6d784674c4d5a"/>
                     <a:stretch>
                       <a:fillRect/>
                     </a:stretch>
@@ -3795,7 +3795,7 @@
                     <pic:cNvPicPr/>
                   </pic:nvPicPr>
                   <pic:blipFill>
-                    <a:blip xmlns:r="http://schemas.openxmlformats.org/officeDocument/2006/relationships" r:embed="Rb89c52f0c510452c"/>
+                    <a:blip xmlns:r="http://schemas.openxmlformats.org/officeDocument/2006/relationships" r:embed="Rb7440f78a70b469e"/>
                     <a:stretch>
                       <a:fillRect/>
                     </a:stretch>
@@ -3891,7 +3891,7 @@
                     <pic:cNvPicPr/>
                   </pic:nvPicPr>
                   <pic:blipFill>
-                    <a:blip xmlns:r="http://schemas.openxmlformats.org/officeDocument/2006/relationships" r:embed="Rf79234694bb84d75"/>
+                    <a:blip xmlns:r="http://schemas.openxmlformats.org/officeDocument/2006/relationships" r:embed="R6df0e96d248c47ae"/>
                     <a:stretch>
                       <a:fillRect/>
                     </a:stretch>
@@ -3978,7 +3978,7 @@
                     <pic:cNvPicPr/>
                   </pic:nvPicPr>
                   <pic:blipFill>
-                    <a:blip xmlns:r="http://schemas.openxmlformats.org/officeDocument/2006/relationships" r:embed="R05bfd31616874113"/>
+                    <a:blip xmlns:r="http://schemas.openxmlformats.org/officeDocument/2006/relationships" r:embed="R71049f9210f043ea"/>
                     <a:stretch>
                       <a:fillRect/>
                     </a:stretch>
@@ -4068,7 +4068,7 @@
                     <pic:cNvPicPr/>
                   </pic:nvPicPr>
                   <pic:blipFill>
-                    <a:blip xmlns:r="http://schemas.openxmlformats.org/officeDocument/2006/relationships" r:embed="R6888cf1279fa47ba"/>
+                    <a:blip xmlns:r="http://schemas.openxmlformats.org/officeDocument/2006/relationships" r:embed="Rd19c7ecc13e747e2"/>
                     <a:stretch>
                       <a:fillRect/>
                     </a:stretch>
@@ -4372,7 +4372,7 @@
                     <pic:cNvPicPr/>
                   </pic:nvPicPr>
                   <pic:blipFill>
-                    <a:blip xmlns:r="http://schemas.openxmlformats.org/officeDocument/2006/relationships" r:embed="Raeef552e11974a0c"/>
+                    <a:blip xmlns:r="http://schemas.openxmlformats.org/officeDocument/2006/relationships" r:embed="R1c0ebcce0ddb435b"/>
                     <a:stretch>
                       <a:fillRect/>
                     </a:stretch>
@@ -4579,7 +4579,7 @@
                     <pic:cNvPicPr/>
                   </pic:nvPicPr>
                   <pic:blipFill>
-                    <a:blip xmlns:r="http://schemas.openxmlformats.org/officeDocument/2006/relationships" r:embed="R7d6f2a69b6c949f0"/>
+                    <a:blip xmlns:r="http://schemas.openxmlformats.org/officeDocument/2006/relationships" r:embed="Rffe10c3b9c304a94"/>
                     <a:stretch>
                       <a:fillRect/>
                     </a:stretch>
@@ -4725,7 +4725,7 @@
                     <pic:cNvPicPr/>
                   </pic:nvPicPr>
                   <pic:blipFill>
-                    <a:blip xmlns:r="http://schemas.openxmlformats.org/officeDocument/2006/relationships" r:embed="R0e0c05ffce404212"/>
+                    <a:blip xmlns:r="http://schemas.openxmlformats.org/officeDocument/2006/relationships" r:embed="R88a3d26fcbf74282"/>
                     <a:stretch>
                       <a:fillRect/>
                     </a:stretch>
@@ -4913,7 +4913,7 @@
                     <pic:cNvPicPr/>
                   </pic:nvPicPr>
                   <pic:blipFill>
-                    <a:blip xmlns:r="http://schemas.openxmlformats.org/officeDocument/2006/relationships" r:embed="R9546c9a738ff4e33"/>
+                    <a:blip xmlns:r="http://schemas.openxmlformats.org/officeDocument/2006/relationships" r:embed="R3ba08ee9cd2c499f"/>
                     <a:stretch>
                       <a:fillRect/>
                     </a:stretch>
@@ -5371,7 +5371,7 @@
                     <pic:cNvPicPr/>
                   </pic:nvPicPr>
                   <pic:blipFill>
-                    <a:blip xmlns:r="http://schemas.openxmlformats.org/officeDocument/2006/relationships" r:embed="R5697cfc472664ccc"/>
+                    <a:blip xmlns:r="http://schemas.openxmlformats.org/officeDocument/2006/relationships" r:embed="Ra96b54b48e6e4eb9"/>
                     <a:stretch>
                       <a:fillRect/>
                     </a:stretch>
@@ -5967,7 +5967,7 @@
                     <pic:cNvPicPr/>
                   </pic:nvPicPr>
                   <pic:blipFill>
-                    <a:blip xmlns:r="http://schemas.openxmlformats.org/officeDocument/2006/relationships" r:embed="Rbc29347b676842da"/>
+                    <a:blip xmlns:r="http://schemas.openxmlformats.org/officeDocument/2006/relationships" r:embed="Rdc057d062199491d"/>
                     <a:stretch>
                       <a:fillRect/>
                     </a:stretch>
@@ -6168,7 +6168,7 @@
                     <pic:cNvPicPr/>
                   </pic:nvPicPr>
                   <pic:blipFill>
-                    <a:blip xmlns:r="http://schemas.openxmlformats.org/officeDocument/2006/relationships" r:embed="Rd1ddaf2ee0ed4fbc"/>
+                    <a:blip xmlns:r="http://schemas.openxmlformats.org/officeDocument/2006/relationships" r:embed="Rfd36cbc027544b73"/>
                     <a:stretch>
                       <a:fillRect/>
                     </a:stretch>
@@ -6347,7 +6347,7 @@
                     <pic:cNvPicPr/>
                   </pic:nvPicPr>
                   <pic:blipFill>
-                    <a:blip xmlns:r="http://schemas.openxmlformats.org/officeDocument/2006/relationships" r:embed="Ra941cc2428ef4ee3"/>
+                    <a:blip xmlns:r="http://schemas.openxmlformats.org/officeDocument/2006/relationships" r:embed="Reb304ac7f4254f71"/>
                     <a:stretch>
                       <a:fillRect/>
                     </a:stretch>
@@ -6461,7 +6461,7 @@
                     <pic:cNvPicPr/>
                   </pic:nvPicPr>
                   <pic:blipFill>
-                    <a:blip xmlns:r="http://schemas.openxmlformats.org/officeDocument/2006/relationships" r:embed="R930f39e40a564f4b"/>
+                    <a:blip xmlns:r="http://schemas.openxmlformats.org/officeDocument/2006/relationships" r:embed="R12b4c94ffee8466f"/>
                     <a:stretch>
                       <a:fillRect/>
                     </a:stretch>
@@ -6575,7 +6575,7 @@
                     <pic:cNvPicPr/>
                   </pic:nvPicPr>
                   <pic:blipFill>
-                    <a:blip xmlns:r="http://schemas.openxmlformats.org/officeDocument/2006/relationships" r:embed="Rce830c9a08114d14"/>
+                    <a:blip xmlns:r="http://schemas.openxmlformats.org/officeDocument/2006/relationships" r:embed="R165de55774644051"/>
                     <a:stretch>
                       <a:fillRect/>
                     </a:stretch>
@@ -6946,7 +6946,7 @@
                     <pic:cNvPicPr/>
                   </pic:nvPicPr>
                   <pic:blipFill>
-                    <a:blip xmlns:r="http://schemas.openxmlformats.org/officeDocument/2006/relationships" r:embed="Ref1a3b1c940c4311"/>
+                    <a:blip xmlns:r="http://schemas.openxmlformats.org/officeDocument/2006/relationships" r:embed="Rf73dc36e5ba6431e"/>
                     <a:stretch>
                       <a:fillRect/>
                     </a:stretch>
@@ -7072,7 +7072,7 @@
                     <pic:cNvPicPr/>
                   </pic:nvPicPr>
                   <pic:blipFill>
-                    <a:blip xmlns:r="http://schemas.openxmlformats.org/officeDocument/2006/relationships" r:embed="R729f5c2395104722"/>
+                    <a:blip xmlns:r="http://schemas.openxmlformats.org/officeDocument/2006/relationships" r:embed="Rbf393051efd84fa1"/>
                     <a:stretch>
                       <a:fillRect/>
                     </a:stretch>
@@ -7234,7 +7234,7 @@
                     <pic:cNvPicPr/>
                   </pic:nvPicPr>
                   <pic:blipFill>
-                    <a:blip xmlns:r="http://schemas.openxmlformats.org/officeDocument/2006/relationships" r:embed="R4ea6a85aea674199"/>
+                    <a:blip xmlns:r="http://schemas.openxmlformats.org/officeDocument/2006/relationships" r:embed="R60bd2892fc624b9f"/>
                     <a:stretch>
                       <a:fillRect/>
                     </a:stretch>
@@ -7530,7 +7530,7 @@
                     <pic:cNvPicPr/>
                   </pic:nvPicPr>
                   <pic:blipFill>
-                    <a:blip xmlns:r="http://schemas.openxmlformats.org/officeDocument/2006/relationships" r:embed="R7c59c004f6ce4fa3"/>
+                    <a:blip xmlns:r="http://schemas.openxmlformats.org/officeDocument/2006/relationships" r:embed="R2240a8272e464672"/>
                     <a:stretch>
                       <a:fillRect/>
                     </a:stretch>
@@ -7724,7 +7724,7 @@
                     <pic:cNvPicPr/>
                   </pic:nvPicPr>
                   <pic:blipFill>
-                    <a:blip xmlns:r="http://schemas.openxmlformats.org/officeDocument/2006/relationships" r:embed="R39ecc57e151e4bbe"/>
+                    <a:blip xmlns:r="http://schemas.openxmlformats.org/officeDocument/2006/relationships" r:embed="R85d8d6f0f7494929"/>
                     <a:stretch>
                       <a:fillRect/>
                     </a:stretch>
@@ -7937,7 +7937,7 @@
                     <pic:cNvPicPr/>
                   </pic:nvPicPr>
                   <pic:blipFill>
-                    <a:blip xmlns:r="http://schemas.openxmlformats.org/officeDocument/2006/relationships" r:embed="Rbf047c0a09d84072"/>
+                    <a:blip xmlns:r="http://schemas.openxmlformats.org/officeDocument/2006/relationships" r:embed="Raa85cb2396364295"/>
                     <a:stretch>
                       <a:fillRect/>
                     </a:stretch>
@@ -8235,7 +8235,7 @@
                     <pic:cNvPicPr/>
                   </pic:nvPicPr>
                   <pic:blipFill>
-                    <a:blip xmlns:r="http://schemas.openxmlformats.org/officeDocument/2006/relationships" r:embed="R74e7b7f96c774160"/>
+                    <a:blip xmlns:r="http://schemas.openxmlformats.org/officeDocument/2006/relationships" r:embed="Rd003ce399aff49c6"/>
                     <a:stretch>
                       <a:fillRect/>
                     </a:stretch>
@@ -8325,7 +8325,7 @@
                     <pic:cNvPicPr/>
                   </pic:nvPicPr>
                   <pic:blipFill>
-                    <a:blip xmlns:r="http://schemas.openxmlformats.org/officeDocument/2006/relationships" r:embed="Rd32ba9fc1b484d4e"/>
+                    <a:blip xmlns:r="http://schemas.openxmlformats.org/officeDocument/2006/relationships" r:embed="Rddc7e0ceb2e74dd2"/>
                     <a:stretch>
                       <a:fillRect/>
                     </a:stretch>
@@ -8832,7 +8832,7 @@
                     <pic:cNvPicPr/>
                   </pic:nvPicPr>
                   <pic:blipFill>
-                    <a:blip xmlns:r="http://schemas.openxmlformats.org/officeDocument/2006/relationships" r:embed="Rc4e961f854044e18"/>
+                    <a:blip xmlns:r="http://schemas.openxmlformats.org/officeDocument/2006/relationships" r:embed="Rc9eef7a1628a4e99"/>
                     <a:stretch>
                       <a:fillRect/>
                     </a:stretch>
@@ -9214,7 +9214,7 @@
                     <pic:cNvPicPr/>
                   </pic:nvPicPr>
                   <pic:blipFill>
-                    <a:blip xmlns:r="http://schemas.openxmlformats.org/officeDocument/2006/relationships" r:embed="R40ef1de461df4b63"/>
+                    <a:blip xmlns:r="http://schemas.openxmlformats.org/officeDocument/2006/relationships" r:embed="R4f8b32a1c0054bbe"/>
                     <a:stretch>
                       <a:fillRect/>
                     </a:stretch>
@@ -9458,7 +9458,7 @@
                     <pic:cNvPicPr/>
                   </pic:nvPicPr>
                   <pic:blipFill>
-                    <a:blip xmlns:r="http://schemas.openxmlformats.org/officeDocument/2006/relationships" r:embed="Rccafb9a7610c4ebd"/>
+                    <a:blip xmlns:r="http://schemas.openxmlformats.org/officeDocument/2006/relationships" r:embed="Rf4d3275ae7fa4206"/>
                     <a:stretch>
                       <a:fillRect/>
                     </a:stretch>
@@ -12853,10 +12853,10 @@
       </w:r>
     </w:p>
     <w:sectPr>
-      <w:headerReference xmlns:r="http://schemas.openxmlformats.org/officeDocument/2006/relationships" w:type="default" r:id="R9ad125fd37f14382"/>
-      <w:headerReference xmlns:r="http://schemas.openxmlformats.org/officeDocument/2006/relationships" w:type="first" r:id="Rc9b199048a3b49f6"/>
-      <w:footerReference xmlns:r="http://schemas.openxmlformats.org/officeDocument/2006/relationships" w:type="default" r:id="R524c8e69809343b1"/>
-      <w:footerReference xmlns:r="http://schemas.openxmlformats.org/officeDocument/2006/relationships" w:type="first" r:id="Re96c1cc2f3044a64"/>
+      <w:headerReference xmlns:r="http://schemas.openxmlformats.org/officeDocument/2006/relationships" w:type="default" r:id="Rf77f0e74977f41c2"/>
+      <w:headerReference xmlns:r="http://schemas.openxmlformats.org/officeDocument/2006/relationships" w:type="first" r:id="R7228a0a3f56b4af6"/>
+      <w:footerReference xmlns:r="http://schemas.openxmlformats.org/officeDocument/2006/relationships" w:type="default" r:id="R7ffbd31d5e83453f"/>
+      <w:footerReference xmlns:r="http://schemas.openxmlformats.org/officeDocument/2006/relationships" w:type="first" r:id="Rd3d1974a22f64e7b"/>
       <w:pgSz w:w="11906" w:h="16838"/>
       <w:pgMar w:top="1134" w:right="850" w:bottom="1134" w:left="1417" w:header="567" w:footer="567" w:gutter="0"/>
       <w:titlePg/>
